--- a/public/templates-clean/clinceni/13. PV predare-primire.docx
+++ b/public/templates-clean/clinceni/13. PV predare-primire.docx
@@ -447,7 +447,7 @@
           <w:b/>
           <w:bCs/>
         </w:rPr>
-        <w:t>15.04</w:t>
+        <w:t>{DATA_CONTRACT}</w:t>
       </w:r>
       <w:r>
         <w:rPr>
@@ -455,7 +455,7 @@
           <w:b/>
           <w:bCs/>
         </w:rPr>
-        <w:t>.2026</w:t>
+        <w:t/>
       </w:r>
       <w:r>
         <w:rPr>

--- a/public/templates-clean/clinceni/13. PV predare-primire.docx
+++ b/public/templates-clean/clinceni/13. PV predare-primire.docx
@@ -243,7 +243,7 @@
         <w:rPr>
           <w:rFonts w:eastAsia="Times New Roman" w:cs="Times New Roman"/>
         </w:rPr>
-        <w:t xml:space="preserve"> C.I. seria  RK   nr. 611070</w:t>
+        <w:t xml:space="preserve"> C.I. seria {APARTINATOR_CI_SERIE} nr. {APARTINATOR_CI_NUMAR}</w:t>
       </w:r>
       <w:r>
         <w:t xml:space="preserve">, </w:t>
